--- a/_实验系统/报告素材/项目2_简洁版报告.docx
+++ b/_实验系统/报告素材/项目2_简洁版报告.docx
@@ -7,40 +7,22 @@
         <w:pStyle w:val="Title"/>
       </w:pPr>
       <w:r>
-        <w:rPr>
-          <w:rFonts w:ascii="Arial" w:hAnsi="Arial" w:eastAsia="黑体" w:cs="Arial"/>
-          <w:lang w:val="en-US" w:eastAsia="zh-CN"/>
-        </w:rPr>
-        <w:t>AI 数据分析 Agent</w:t>
-        <w:br/>
-        <w:t>自主交付评测简洁版</w:t>
+        <w:t>AI 数据分析 Agent/自主交付评测简洁版</w:t>
       </w:r>
     </w:p>
     <w:p>
       <w:r>
-        <w:rPr>
-          <w:rFonts w:ascii="Times New Roman" w:hAnsi="Times New Roman" w:eastAsia="宋体" w:cs="Times New Roman"/>
-          <w:lang w:val="en-US" w:eastAsia="zh-CN"/>
-        </w:rPr>
-        <w:t>NYC311 数据分析任务　2026年9月21日</w:t>
+        <w:t>NYC311 数据分析任务　两轮自主交付评测</w:t>
       </w:r>
     </w:p>
     <w:p>
       <w:r>
-        <w:rPr>
-          <w:rFonts w:ascii="Times New Roman" w:hAnsi="Times New Roman" w:eastAsia="宋体" w:cs="Times New Roman"/>
-          <w:lang w:val="en-US" w:eastAsia="zh-CN"/>
-        </w:rPr>
-        <w:t>八个系统使用相同任务材料，自主选题并提交Excel与分析说明。数据包含25个Parquet分片、7,525,498条服务请求和44个字段。第一轮使用基础提示，第二轮增加Evidence-led方法提示，Grok、Gemini另有方法清单。</w:t>
+        <w:t>本项目沿用项目1的纽约市311非紧急市政服务请求（NYC311）数据，交给八个能调用工具执行任务的AI系统，文中称为AI Agent。输入为25个Parquet格式数据文件、7,525,498条请求、44列信息。各系统自主选题，提交Excel和说明；第一轮用基础提示，第二轮增加方法提示，Grok和Gemini另有检查清单。</w:t>
       </w:r>
     </w:p>
     <w:p>
       <w:r>
-        <w:rPr>
-          <w:rFonts w:ascii="Times New Roman" w:hAnsi="Times New Roman" w:eastAsia="宋体" w:cs="Times New Roman"/>
-          <w:lang w:val="en-US" w:eastAsia="zh-CN"/>
-        </w:rPr>
-        <w:t>评测面向个人使用，限于两轮。除分析质量外，还比较费用、耗时，以及续跑、接管和修正工作。</w:t>
+        <w:t>下文先看各系统实际做了什么，再结合文件和计算核查解释评分，最后比较耗时、费用及接手工作。未形成成品的轮次保留状态，分数留空。</w:t>
       </w:r>
     </w:p>
     <w:p>
@@ -49,10 +31,6 @@
         <w:pageBreakBefore w:val="0"/>
       </w:pPr>
       <w:r>
-        <w:rPr>
-          <w:rFonts w:ascii="Arial" w:hAnsi="Arial" w:eastAsia="黑体" w:cs="Arial"/>
-          <w:lang w:val="en-US" w:eastAsia="zh-CN"/>
-        </w:rPr>
         <w:t>1 各系统完成的主要工作</w:t>
       </w:r>
     </w:p>
@@ -70,7 +48,7 @@
           <w:rFonts w:ascii="Times New Roman" w:hAnsi="Times New Roman" w:eastAsia="宋体" w:cs="Times New Roman"/>
           <w:lang w:val="en-US" w:eastAsia="zh-CN"/>
         </w:rPr>
-        <w:t>第一轮分解类别、行政区增长，第二轮进一步核查雪冰峰日和渠道构成。最高5天占同期雪冰请求的59.42%；排除峰日并固定渠道构成后继续比较，最终检查Excel公式和图表。</w:t>
+        <w:t>第一轮分解类别、行政区增长，第二轮进一步核查雪冰峰日和渠道构成。最高5天占同期雪冰请求的59.42%；排除峰日并固定不同月份、类别和机构的权重后继续比较，最终检查Excel公式和图表。</w:t>
       </w:r>
     </w:p>
     <w:p>
@@ -87,7 +65,7 @@
           <w:rFonts w:ascii="Times New Roman" w:hAnsi="Times New Roman" w:eastAsia="宋体" w:cs="Times New Roman"/>
           <w:lang w:val="en-US" w:eastAsia="zh-CN"/>
         </w:rPr>
-        <w:t>第一轮按互斥类别分解全市增量，第二轮检查供暖地块集中度、积雪高量日及坑洞。排除固定前10个地块后，供暖请求仍增长21.96%。</w:t>
+        <w:t>第一轮按互斥类别分解全市增量，第二轮检查供暖请求是否集中在少数地块、积雪高量日及坑洞。排除固定前10个地块后，供暖请求仍增长21.96%。</w:t>
       </w:r>
     </w:p>
     <w:p>
@@ -104,7 +82,7 @@
           <w:rFonts w:ascii="Times New Roman" w:hAnsi="Times New Roman" w:eastAsia="宋体" w:cs="Times New Roman"/>
           <w:lang w:val="en-US" w:eastAsia="zh-CN"/>
         </w:rPr>
-        <w:t>两轮均调查异常地址和关闭时长，第二轮增加邮编集中度、固定30天关闭率及数据重建。第一轮固定机构与类型构成后，冬季时长倍数由3.8667降至1.1537。</w:t>
+        <w:t>两轮均调查异常地址和关闭时长，第二轮增加邮编集中度、固定30天关闭率及数据重建。第一轮固定机构与类型的权重后，冬季时长倍数由3.8667降至1.1537。</w:t>
       </w:r>
     </w:p>
     <w:p>
@@ -126,19 +104,7 @@
     </w:p>
     <w:p>
       <w:r>
-        <w:rPr>
-          <w:rFonts w:ascii="Times New Roman" w:hAnsi="Times New Roman" w:eastAsia="宋体" w:cs="Times New Roman"/>
-          <w:b/>
-          <w:lang w:val="en-US" w:eastAsia="zh-CN"/>
-        </w:rPr>
-        <w:t xml:space="preserve">Qwen　</w:t>
-      </w:r>
-      <w:r>
-        <w:rPr>
-          <w:rFonts w:ascii="Times New Roman" w:hAnsi="Times New Roman" w:eastAsia="宋体" w:cs="Times New Roman"/>
-          <w:lang w:val="en-US" w:eastAsia="zh-CN"/>
-        </w:rPr>
-        <w:t>第一轮完成类别、地区和时长比较，第二轮增加噪声尖峰、渠道及异常调整分析，多次重建工作簿并核对图表与说明。</w:t>
+        <w:t>Qwen　第一轮完成类别、地区和时长比较，第二轮增加噪声尖峰、渠道及异常调整分析，但两轮分别留下描述结构和比较月份的核心解释错误。</w:t>
       </w:r>
     </w:p>
     <w:p>
@@ -160,19 +126,7 @@
     </w:p>
     <w:p>
       <w:r>
-        <w:rPr>
-          <w:rFonts w:ascii="Times New Roman" w:hAnsi="Times New Roman" w:eastAsia="宋体" w:cs="Times New Roman"/>
-          <w:b/>
-          <w:lang w:val="en-US" w:eastAsia="zh-CN"/>
-        </w:rPr>
-        <w:t xml:space="preserve">Claude　</w:t>
-      </w:r>
-      <w:r>
-        <w:rPr>
-          <w:rFonts w:ascii="Times New Roman" w:hAnsi="Times New Roman" w:eastAsia="宋体" w:cs="Times New Roman"/>
-          <w:lang w:val="en-US" w:eastAsia="zh-CN"/>
-        </w:rPr>
-        <w:t>第一轮保存30张中间汇总表、生成13个工作表，调查地址集中、重复规则与结案描述。Claude因Cursor宿主额度限制切换到Grok，由Grok重建和终检，按混合成品评价。第二轮无独立运行。</w:t>
+        <w:t>Claude　第一轮保存30张中间汇总表、生成13个工作表，调查地址集中、重复规则与结案描述。Cursor额度用尽后由Grok订正数字并重建终稿；72分只评价Claude阶段可归属的工作。第二轮未运行。</w:t>
       </w:r>
     </w:p>
     <w:p>
@@ -198,20 +152,12 @@
         <w:pageBreakBefore/>
       </w:pPr>
       <w:r>
-        <w:rPr>
-          <w:rFonts w:ascii="Arial" w:hAnsi="Arial" w:eastAsia="黑体" w:cs="Arial"/>
-          <w:lang w:val="en-US" w:eastAsia="zh-CN"/>
-        </w:rPr>
-        <w:t>2 两轮评分及主要差异</w:t>
+        <w:t>2 两轮现行 S 评分及主要差异</w:t>
       </w:r>
     </w:p>
     <w:p>
       <w:r>
-        <w:rPr>
-          <w:rFonts w:ascii="Times New Roman" w:hAnsi="Times New Roman" w:eastAsia="宋体" w:cs="Times New Roman"/>
-          <w:lang w:val="en-US" w:eastAsia="zh-CN"/>
-        </w:rPr>
-        <w:t>成果质量Q与过程可靠性R各满分100分。Q包括数据判断、证据计算、调查推进、最终交付、复杂度与范围五个维度；R包括独立承担、自我纠错、路线控制、完成真实性、协议纪律五项。</w:t>
+        <w:t>S是自主交付总分，满分100，由25个细项相加。A—F依次为数据与选题15分、证据计算20分、调查判断20分、人工维护25分、成品可用性10分、自主与资源10分。每项按完整满足、主要满足、部分完成、有限可用、未完成或不可用，分别给满分的100%、75%、50%、25%、0。具体定义和依据见完整稿第1.2节及附录。</w:t>
       </w:r>
     </w:p>
     <w:p>
@@ -221,14 +167,10 @@
         <w:jc w:val="center"/>
       </w:pPr>
       <w:r>
-        <w:rPr>
-          <w:rFonts w:ascii="Times New Roman" w:hAnsi="Times New Roman" w:eastAsia="宋体" w:cs="Times New Roman"/>
-          <w:lang w:val="en-US" w:eastAsia="zh-CN"/>
-        </w:rPr>
         <w:drawing>
           <wp:inline xmlns:a="http://schemas.openxmlformats.org/drawingml/2006/main" xmlns:pic="http://schemas.openxmlformats.org/drawingml/2006/picture">
-            <wp:extent cx="6048000" cy="2455241"/>
-            <wp:docPr id="1" name="Picture 1"/>
+            <wp:extent cx="6048000" cy="2455240"/>
+            <wp:docPr id="8" name="Picture 8"/>
             <wp:cNvGraphicFramePr>
               <a:graphicFrameLocks noChangeAspect="1"/>
             </wp:cNvGraphicFramePr>
@@ -240,7 +182,7 @@
                     <pic:cNvPicPr/>
                   </pic:nvPicPr>
                   <pic:blipFill>
-                    <a:blip r:embed="rId11"/>
+                    <a:blip r:embed="rId18"/>
                     <a:stretch>
                       <a:fillRect/>
                     </a:stretch>
@@ -248,7 +190,7 @@
                   <pic:spPr>
                     <a:xfrm>
                       <a:off x="0" y="0"/>
-                      <a:ext cx="6048000" cy="2455241"/>
+                      <a:ext cx="6048000" cy="2455240"/>
                     </a:xfrm>
                     <a:prstGeom prst="rect"/>
                   </pic:spPr>
@@ -265,11 +207,7 @@
         <w:jc w:val="center"/>
       </w:pPr>
       <w:r>
-        <w:rPr>
-          <w:rFonts w:ascii="Times New Roman" w:hAnsi="Times New Roman" w:eastAsia="宋体" w:cs="Times New Roman"/>
-          <w:lang w:val="en-US" w:eastAsia="zh-CN"/>
-        </w:rPr>
-        <w:t>表1  第一轮成果质量</w:t>
+        <w:t>表1  第一轮现行 S 六维评分</w:t>
       </w:r>
     </w:p>
     <w:p>
@@ -279,14 +217,10 @@
         <w:jc w:val="center"/>
       </w:pPr>
       <w:r>
-        <w:rPr>
-          <w:rFonts w:ascii="Times New Roman" w:hAnsi="Times New Roman" w:eastAsia="宋体" w:cs="Times New Roman"/>
-          <w:lang w:val="en-US" w:eastAsia="zh-CN"/>
-        </w:rPr>
         <w:drawing>
           <wp:inline xmlns:a="http://schemas.openxmlformats.org/drawingml/2006/main" xmlns:pic="http://schemas.openxmlformats.org/drawingml/2006/picture">
-            <wp:extent cx="6048000" cy="2455241"/>
-            <wp:docPr id="2" name="Picture 2"/>
+            <wp:extent cx="6048000" cy="2455240"/>
+            <wp:docPr id="9" name="Picture 9"/>
             <wp:cNvGraphicFramePr>
               <a:graphicFrameLocks noChangeAspect="1"/>
             </wp:cNvGraphicFramePr>
@@ -298,7 +232,7 @@
                     <pic:cNvPicPr/>
                   </pic:nvPicPr>
                   <pic:blipFill>
-                    <a:blip r:embed="rId12"/>
+                    <a:blip r:embed="rId19"/>
                     <a:stretch>
                       <a:fillRect/>
                     </a:stretch>
@@ -306,7 +240,7 @@
                   <pic:spPr>
                     <a:xfrm>
                       <a:off x="0" y="0"/>
-                      <a:ext cx="6048000" cy="2455241"/>
+                      <a:ext cx="6048000" cy="2455240"/>
                     </a:xfrm>
                     <a:prstGeom prst="rect"/>
                   </pic:spPr>
@@ -323,28 +257,12 @@
         <w:jc w:val="center"/>
       </w:pPr>
       <w:r>
-        <w:rPr>
-          <w:rFonts w:ascii="Times New Roman" w:hAnsi="Times New Roman" w:eastAsia="宋体" w:cs="Times New Roman"/>
-          <w:lang w:val="en-US" w:eastAsia="zh-CN"/>
-        </w:rPr>
-        <w:t>表2  第一轮过程可靠性</w:t>
+        <w:t>表2  第一轮人工维护、成品与自主性</w:t>
       </w:r>
     </w:p>
     <w:p>
       <w:r>
-        <w:rPr>
-          <w:rFonts w:ascii="Times New Roman" w:hAnsi="Times New Roman" w:eastAsia="宋体" w:cs="Times New Roman"/>
-          <w:b/>
-          <w:lang w:val="en-US" w:eastAsia="zh-CN"/>
-        </w:rPr>
-        <w:t xml:space="preserve">第一轮　</w:t>
-      </w:r>
-      <w:r>
-        <w:rPr>
-          <w:rFonts w:ascii="Times New Roman" w:hAnsi="Times New Roman" w:eastAsia="宋体" w:cs="Times New Roman"/>
-          <w:lang w:val="en-US" w:eastAsia="zh-CN"/>
-        </w:rPr>
-        <w:t>Grok的质量与可靠性均居首，Q为94、R为99；GPT分别为93、97。Gemini为49、67，与其余五个独立交付系统差距较大。Claude的混合成品Q为81，Kimi未完成交付。</w:t>
+        <w:t>第一轮总分：GPT88、Grok84.5、DeepSeek76.5、GLM74、Qwen67.5、Gemini39.5；Claude接管前工作72分。Claude第二轮未运行，Kimi两轮无可评分成品，空白不作0分。</w:t>
       </w:r>
     </w:p>
     <w:p>
@@ -353,10 +271,6 @@
         <w:pageBreakBefore/>
       </w:pPr>
       <w:r>
-        <w:rPr>
-          <w:rFonts w:ascii="Arial" w:hAnsi="Arial" w:eastAsia="黑体" w:cs="Arial"/>
-          <w:lang w:val="en-US" w:eastAsia="zh-CN"/>
-        </w:rPr>
         <w:t>2.1 第二轮评分</w:t>
       </w:r>
     </w:p>
@@ -367,14 +281,10 @@
         <w:jc w:val="center"/>
       </w:pPr>
       <w:r>
-        <w:rPr>
-          <w:rFonts w:ascii="Times New Roman" w:hAnsi="Times New Roman" w:eastAsia="宋体" w:cs="Times New Roman"/>
-          <w:lang w:val="en-US" w:eastAsia="zh-CN"/>
-        </w:rPr>
         <w:drawing>
           <wp:inline xmlns:a="http://schemas.openxmlformats.org/drawingml/2006/main" xmlns:pic="http://schemas.openxmlformats.org/drawingml/2006/picture">
-            <wp:extent cx="6048000" cy="2455241"/>
-            <wp:docPr id="3" name="Picture 3"/>
+            <wp:extent cx="6048000" cy="2455240"/>
+            <wp:docPr id="10" name="Picture 10"/>
             <wp:cNvGraphicFramePr>
               <a:graphicFrameLocks noChangeAspect="1"/>
             </wp:cNvGraphicFramePr>
@@ -386,7 +296,7 @@
                     <pic:cNvPicPr/>
                   </pic:nvPicPr>
                   <pic:blipFill>
-                    <a:blip r:embed="rId13"/>
+                    <a:blip r:embed="rId20"/>
                     <a:stretch>
                       <a:fillRect/>
                     </a:stretch>
@@ -394,7 +304,7 @@
                   <pic:spPr>
                     <a:xfrm>
                       <a:off x="0" y="0"/>
-                      <a:ext cx="6048000" cy="2455241"/>
+                      <a:ext cx="6048000" cy="2455240"/>
                     </a:xfrm>
                     <a:prstGeom prst="rect"/>
                   </pic:spPr>
@@ -411,11 +321,7 @@
         <w:jc w:val="center"/>
       </w:pPr>
       <w:r>
-        <w:rPr>
-          <w:rFonts w:ascii="Times New Roman" w:hAnsi="Times New Roman" w:eastAsia="宋体" w:cs="Times New Roman"/>
-          <w:lang w:val="en-US" w:eastAsia="zh-CN"/>
-        </w:rPr>
-        <w:t>表3  第二轮成果质量</w:t>
+        <w:t>表3  第二轮现行 S 六维评分</w:t>
       </w:r>
     </w:p>
     <w:p>
@@ -425,14 +331,10 @@
         <w:jc w:val="center"/>
       </w:pPr>
       <w:r>
-        <w:rPr>
-          <w:rFonts w:ascii="Times New Roman" w:hAnsi="Times New Roman" w:eastAsia="宋体" w:cs="Times New Roman"/>
-          <w:lang w:val="en-US" w:eastAsia="zh-CN"/>
-        </w:rPr>
         <w:drawing>
           <wp:inline xmlns:a="http://schemas.openxmlformats.org/drawingml/2006/main" xmlns:pic="http://schemas.openxmlformats.org/drawingml/2006/picture">
-            <wp:extent cx="6048000" cy="2455241"/>
-            <wp:docPr id="4" name="Picture 4"/>
+            <wp:extent cx="6048000" cy="2455240"/>
+            <wp:docPr id="11" name="Picture 11"/>
             <wp:cNvGraphicFramePr>
               <a:graphicFrameLocks noChangeAspect="1"/>
             </wp:cNvGraphicFramePr>
@@ -444,7 +346,7 @@
                     <pic:cNvPicPr/>
                   </pic:nvPicPr>
                   <pic:blipFill>
-                    <a:blip r:embed="rId14"/>
+                    <a:blip r:embed="rId21"/>
                     <a:stretch>
                       <a:fillRect/>
                     </a:stretch>
@@ -452,7 +354,7 @@
                   <pic:spPr>
                     <a:xfrm>
                       <a:off x="0" y="0"/>
-                      <a:ext cx="6048000" cy="2455241"/>
+                      <a:ext cx="6048000" cy="2455240"/>
                     </a:xfrm>
                     <a:prstGeom prst="rect"/>
                   </pic:spPr>
@@ -469,45 +371,17 @@
         <w:jc w:val="center"/>
       </w:pPr>
       <w:r>
-        <w:rPr>
-          <w:rFonts w:ascii="Times New Roman" w:hAnsi="Times New Roman" w:eastAsia="宋体" w:cs="Times New Roman"/>
-          <w:lang w:val="en-US" w:eastAsia="zh-CN"/>
-        </w:rPr>
-        <w:t>表4  第二轮过程可靠性</w:t>
+        <w:t>表4  第二轮人工维护、成品与自主性</w:t>
       </w:r>
     </w:p>
     <w:p>
       <w:r>
-        <w:rPr>
-          <w:rFonts w:ascii="Times New Roman" w:hAnsi="Times New Roman" w:eastAsia="宋体" w:cs="Times New Roman"/>
-          <w:b/>
-          <w:lang w:val="en-US" w:eastAsia="zh-CN"/>
-        </w:rPr>
-        <w:t xml:space="preserve">成果质量　</w:t>
-      </w:r>
-      <w:r>
-        <w:rPr>
-          <w:rFonts w:ascii="Times New Roman" w:hAnsi="Times New Roman" w:eastAsia="宋体" w:cs="Times New Roman"/>
-          <w:lang w:val="en-US" w:eastAsia="zh-CN"/>
-        </w:rPr>
-        <w:t>正式五系统的证据计算为21—25分，相差4分。含Gemini观察评分时，证据计算为16—25分、调查推进为23—30分、最终交付为12—15分。GPT质量100、Grok98，差异来自证据计算和最终交付。Qwen分项90，按主线时间窗错误封顶59；Gemini78仅作观察。</w:t>
+        <w:t>第二轮总分：GPT98.5、DeepSeek87.25、Grok85.25、GLM81、Qwen75.25、Gemini59.5。项目约定总分≥90、维护≥22/25、成品≥8/10、自主性≥8/10，且原AI已检查最终成品、核心结论无已确认而未处理的错误；这次只有GPT第二轮全部满足。</w:t>
       </w:r>
     </w:p>
     <w:p>
       <w:r>
-        <w:rPr>
-          <w:rFonts w:ascii="Times New Roman" w:hAnsi="Times New Roman" w:eastAsia="宋体" w:cs="Times New Roman"/>
-          <w:b/>
-          <w:lang w:val="en-US" w:eastAsia="zh-CN"/>
-        </w:rPr>
-        <w:t xml:space="preserve">过程可靠性　</w:t>
-      </w:r>
-      <w:r>
-        <w:rPr>
-          <w:rFonts w:ascii="Times New Roman" w:hAnsi="Times New Roman" w:eastAsia="宋体" w:cs="Times New Roman"/>
-          <w:lang w:val="en-US" w:eastAsia="zh-CN"/>
-        </w:rPr>
-        <w:t>Grok自我纠错得25分，GPT24，DeepSeek与GLM23，Qwen22，Gemini16。Gemini路线控制得满分，但仍有语义与解释错误。Claude不发布独立R，Kimi缺失分数留空。</w:t>
+        <w:t>回看第二轮增加的工作，许多系统补做了异常追查和对照计算。调查判断平均增加4.67分，占总增量约49.3%；人工维护增加1.46分，成品增加0.54分，交接说明和终稿仍有未解决的问题。</w:t>
       </w:r>
     </w:p>
     <w:p>
@@ -516,156 +390,52 @@
         <w:pageBreakBefore/>
       </w:pPr>
       <w:r>
-        <w:rPr>
-          <w:rFonts w:ascii="Arial" w:hAnsi="Arial" w:eastAsia="黑体" w:cs="Arial"/>
-          <w:lang w:val="en-US" w:eastAsia="zh-CN"/>
-        </w:rPr>
         <w:t>3 两轮得分与具体依据</w:t>
       </w:r>
     </w:p>
     <w:p>
       <w:r>
-        <w:rPr>
-          <w:rFonts w:ascii="Times New Roman" w:hAnsi="Times New Roman" w:eastAsia="宋体" w:cs="Times New Roman"/>
-          <w:lang w:val="en-US" w:eastAsia="zh-CN"/>
-        </w:rPr>
-        <w:t>下列箭头依次表示第一轮、第二轮。Q为成果质量，R为过程可靠性。</w:t>
+        <w:t>箭头前后依次为第一轮和第二轮得分，“20/20”表示得20分、该组满分20分。D5等编号表示组别及细项序号，D5是原AI是否检查最终成品。下列分数对应本次逐项复核，旧版评分另存。</w:t>
       </w:r>
     </w:p>
     <w:p>
       <w:r>
-        <w:rPr>
-          <w:rFonts w:ascii="Times New Roman" w:hAnsi="Times New Roman" w:eastAsia="宋体" w:cs="Times New Roman"/>
-          <w:b/>
-          <w:lang w:val="en-US" w:eastAsia="zh-CN"/>
-        </w:rPr>
-        <w:t xml:space="preserve">GPT  Q 93→100  R 97→98　</w:t>
-      </w:r>
-      <w:r>
-        <w:rPr>
-          <w:rFonts w:ascii="Times New Roman" w:hAnsi="Times New Roman" w:eastAsia="宋体" w:cs="Times New Roman"/>
-          <w:lang w:val="en-US" w:eastAsia="zh-CN"/>
-        </w:rPr>
-        <w:t>新增雪冰峰日、固定构成和替代解释检查，调查推进增加6分。峰日明细与排除对照、固定构成检查支持C2和C4满分，撤销原来缺少依据的两分扣分。计算与最终交付也为满分。</w:t>
+        <w:t>GPT  88→98.5　第二轮排除雪冰峰日并固定不同月份、类别和机构的权重，调查判断升至20/20，人工维护23.5/25；成品和自主性均满分。</w:t>
       </w:r>
     </w:p>
     <w:p>
       <w:r>
-        <w:rPr>
-          <w:rFonts w:ascii="Times New Roman" w:hAnsi="Times New Roman" w:eastAsia="宋体" w:cs="Times New Roman"/>
-          <w:b/>
-          <w:lang w:val="en-US" w:eastAsia="zh-CN"/>
-        </w:rPr>
-        <w:t xml:space="preserve">Grok  Q 94→98  R 99→99　</w:t>
-      </w:r>
-      <w:r>
-        <w:rPr>
-          <w:rFonts w:ascii="Times New Roman" w:hAnsi="Times New Roman" w:eastAsia="宋体" w:cs="Times New Roman"/>
-          <w:lang w:val="en-US" w:eastAsia="zh-CN"/>
-        </w:rPr>
-        <w:t>质量增加的4分全部来自调查推进。地块排除比较和成熟队列支持深入调查；BBL地块被表述为单栋建筑，解释边界扣1分，恒真的文件存在检查使最终核验扣1分。R总分不变，自我纠错升1分、完成真实性降1分。</w:t>
+        <w:t>Grok  84.5→85.25。剔除固定前10个地块后复查供暖增长，调查得19.25/20。核查时发现BBL（税务地块编号）写成了建筑，一处文件存在检查始终通过，接手前还需补维护说明和有效检查。</w:t>
       </w:r>
     </w:p>
     <w:p>
       <w:r>
-        <w:rPr>
-          <w:rFonts w:ascii="Times New Roman" w:hAnsi="Times New Roman" w:eastAsia="宋体" w:cs="Times New Roman"/>
-          <w:b/>
-          <w:lang w:val="en-US" w:eastAsia="zh-CN"/>
-        </w:rPr>
-        <w:t xml:space="preserve">DeepSeek  Q 89→95  R 92→94　</w:t>
-      </w:r>
-      <w:r>
-        <w:rPr>
-          <w:rFonts w:ascii="Times New Roman" w:hAnsi="Times New Roman" w:eastAsia="宋体" w:cs="Times New Roman"/>
-          <w:lang w:val="en-US" w:eastAsia="zh-CN"/>
-        </w:rPr>
-        <w:t>地址与固定观察期检查使调查推进达到30分。第二轮将最大创建时间写成02:22:25，核验值为01:50:33，自检未发现，最终文件检查仅得2/4。R增加来自路线控制改善。</w:t>
+        <w:t>DeepSeek  76.5→87.25。继续追查地址，并用固定30天观察窗比较关闭率。终稿检查仍发现最晚的请求创建时间写错、总览截字，成品得6.75/10。</w:t>
       </w:r>
     </w:p>
     <w:p>
       <w:r>
-        <w:rPr>
-          <w:rFonts w:ascii="Times New Roman" w:hAnsi="Times New Roman" w:eastAsia="宋体" w:cs="Times New Roman"/>
-          <w:b/>
-          <w:lang w:val="en-US" w:eastAsia="zh-CN"/>
-        </w:rPr>
-        <w:t xml:space="preserve">GLM  Q 86→94  R 94→96　</w:t>
-      </w:r>
-      <w:r>
-        <w:rPr>
-          <w:rFonts w:ascii="Times New Roman" w:hAnsi="Times New Roman" w:eastAsia="宋体" w:cs="Times New Roman"/>
-          <w:lang w:val="en-US" w:eastAsia="zh-CN"/>
-        </w:rPr>
-        <w:t>增量分解和热点调查使调查推进增加7分。月均值与关闭率修正提高过程评分，但最终说明仍将44个字段写成43个，最终交付由15分降至14分。Closed子集547条负时长已经核实，不作为错误扣分。</w:t>
+        <w:t>GLM  74→81　第二轮增加类型增量与热点调查，调查判断提高5.25分；热点定义、更新前置步骤及终稿字段数量仍有问题。</w:t>
       </w:r>
     </w:p>
     <w:p>
       <w:r>
-        <w:rPr>
-          <w:rFonts w:ascii="Times New Roman" w:hAnsi="Times New Roman" w:eastAsia="宋体" w:cs="Times New Roman"/>
-          <w:b/>
-          <w:lang w:val="en-US" w:eastAsia="zh-CN"/>
-        </w:rPr>
-        <w:t xml:space="preserve">Qwen  Q 81→59  R 89→95　</w:t>
-      </w:r>
-      <w:r>
-        <w:rPr>
-          <w:rFonts w:ascii="Times New Roman" w:hAnsi="Times New Roman" w:eastAsia="宋体" w:cs="Times New Roman"/>
-          <w:lang w:val="en-US" w:eastAsia="zh-CN"/>
-        </w:rPr>
-        <w:t>异常和渠道调查使调查推进增加7分，自我纠错增加4分。Use Indoor份额由约10.69%升至29.73%，与“结构无实质变化”的表述冲突；关闭时长主要发现使用11个月与9个月比较，分项合计90，按冻结规则封顶为59。较重的重建和核对投入使复杂度与范围减少2分。</w:t>
+        <w:t>Qwen  67.5→75.25　第二轮调查增加，但关闭时长仍把11个月与9个月比较；第一轮Drug Activity（涉毒活动类别）的描述占比也判断错误。第二轮约60.21分钟，费用参考约14.33元。</w:t>
       </w:r>
     </w:p>
     <w:p>
       <w:r>
-        <w:rPr>
-          <w:rFonts w:ascii="Times New Roman" w:hAnsi="Times New Roman" w:eastAsia="宋体" w:cs="Times New Roman"/>
-          <w:b/>
-          <w:lang w:val="en-US" w:eastAsia="zh-CN"/>
-        </w:rPr>
-        <w:t xml:space="preserve">Gemini  观察评分 Q 49→78  R 67→81　</w:t>
-      </w:r>
-      <w:r>
-        <w:rPr>
-          <w:rFonts w:ascii="Times New Roman" w:hAnsi="Times New Roman" w:eastAsia="宋体" w:cs="Times New Roman"/>
-          <w:lang w:val="en-US" w:eastAsia="zh-CN"/>
-        </w:rPr>
-        <w:t>字段检查和贡献分解明显改善，但arrest关键词命中率8.28%包含否定等语境，明确肯定短语仅约0.013718%。将宽泛命中率解释为拘捕情况导致解释边界仅得1/5，交付后登记修正5项。第二轮越界搜索目录、模型子版本不可核，不进入正式配对汇总。</w:t>
+        <w:t>Gemini  39.5→59.5。第二轮增加贡献分解。回查结案原句时，arrest（拘捕）关键词命中的多数记录是否定表述，原文据此作出的拘捕解释需要修改；本轮共登记5项交后修正。</w:t>
       </w:r>
     </w:p>
     <w:p>
       <w:r>
-        <w:rPr>
-          <w:rFonts w:ascii="Times New Roman" w:hAnsi="Times New Roman" w:eastAsia="宋体" w:cs="Times New Roman"/>
-          <w:b/>
-          <w:lang w:val="en-US" w:eastAsia="zh-CN"/>
-        </w:rPr>
-        <w:t xml:space="preserve">Claude  第一轮混合成品 Q 81　</w:t>
-      </w:r>
-      <w:r>
-        <w:rPr>
-          <w:rFonts w:ascii="Times New Roman" w:hAnsi="Times New Roman" w:eastAsia="宋体" w:cs="Times New Roman"/>
-          <w:lang w:val="en-US" w:eastAsia="zh-CN"/>
-        </w:rPr>
-        <w:t>调查推进得25分，证据计算仅16分。地址聚集被认定为无效记录、部分因果解释缺证据，前20类增量与全量未对齐。Grok参与最终交付，故不评价Claude的独立过程可靠性。</w:t>
+        <w:t>Claude  第一轮72　调查与中间结果有价值，原脚本重做28/30张中间表一致；高频记录全局剔除和部分因果解释依据不足。后续Grok接续工作不倒填。</w:t>
       </w:r>
     </w:p>
     <w:p>
       <w:r>
-        <w:rPr>
-          <w:rFonts w:ascii="Times New Roman" w:hAnsi="Times New Roman" w:eastAsia="宋体" w:cs="Times New Roman"/>
-          <w:b/>
-          <w:lang w:val="en-US" w:eastAsia="zh-CN"/>
-        </w:rPr>
-        <w:t xml:space="preserve">Kimi  未评分　</w:t>
-      </w:r>
-      <w:r>
-        <w:rPr>
-          <w:rFonts w:ascii="Times New Roman" w:hAnsi="Times New Roman" w:eastAsia="宋体" w:cs="Times New Roman"/>
-          <w:lang w:val="en-US" w:eastAsia="zh-CN"/>
-        </w:rPr>
-        <w:t>缺少完整成品与足够评分材料。第二轮真实复测14个实质动作中13个无收益，用时约2.65分钟。</w:t>
+        <w:t>Kimi  两轮未评分　第一轮提前结束，第二轮重复读同一清单；真实复测14个实质动作中13个无收益，用时约2.65分钟。</w:t>
       </w:r>
     </w:p>
     <w:p>
@@ -674,10 +444,6 @@
         <w:pageBreakBefore/>
       </w:pPr>
       <w:r>
-        <w:rPr>
-          <w:rFonts w:ascii="Arial" w:hAnsi="Arial" w:eastAsia="黑体" w:cs="Arial"/>
-          <w:lang w:val="en-US" w:eastAsia="zh-CN"/>
-        </w:rPr>
         <w:t>4 两轮变化与投入比较</w:t>
       </w:r>
     </w:p>
@@ -688,14 +454,10 @@
         <w:jc w:val="center"/>
       </w:pPr>
       <w:r>
-        <w:rPr>
-          <w:rFonts w:ascii="Times New Roman" w:hAnsi="Times New Roman" w:eastAsia="宋体" w:cs="Times New Roman"/>
-          <w:lang w:val="en-US" w:eastAsia="zh-CN"/>
-        </w:rPr>
         <w:drawing>
           <wp:inline xmlns:a="http://schemas.openxmlformats.org/drawingml/2006/main" xmlns:pic="http://schemas.openxmlformats.org/drawingml/2006/picture">
             <wp:extent cx="6048000" cy="1723642"/>
-            <wp:docPr id="5" name="Picture 5"/>
+            <wp:docPr id="12" name="Picture 12"/>
             <wp:cNvGraphicFramePr>
               <a:graphicFrameLocks noChangeAspect="1"/>
             </wp:cNvGraphicFramePr>
@@ -707,7 +469,7 @@
                     <pic:cNvPicPr/>
                   </pic:nvPicPr>
                   <pic:blipFill>
-                    <a:blip r:embed="rId15"/>
+                    <a:blip r:embed="rId22"/>
                     <a:stretch>
                       <a:fillRect/>
                     </a:stretch>
@@ -732,20 +494,12 @@
         <w:jc w:val="center"/>
       </w:pPr>
       <w:r>
-        <w:rPr>
-          <w:rFonts w:ascii="Times New Roman" w:hAnsi="Times New Roman" w:eastAsia="宋体" w:cs="Times New Roman"/>
-          <w:lang w:val="en-US" w:eastAsia="zh-CN"/>
-        </w:rPr>
-        <w:t>表5  五个配对系统的分项增量与封顶调整</w:t>
+        <w:t>表5  六系统配对的现行 S 六维平均变化</w:t>
       </w:r>
     </w:p>
     <w:p>
       <w:r>
-        <w:rPr>
-          <w:rFonts w:ascii="Times New Roman" w:hAnsi="Times New Roman" w:eastAsia="宋体" w:cs="Times New Roman"/>
-          <w:lang w:val="en-US" w:eastAsia="zh-CN"/>
-        </w:rPr>
-        <w:t>五系统分项合计平均增加6.8分，调查推进贡献76.5%，最终交付合计减少1分。Qwen封顶调整−31分后，最终Q平均仅增加0.6分，中位增加6分。Gemini仅保留观察评分。</w:t>
+        <w:t>两轮都有评分的六个系统一一对应后求平均，称为配对均值；从71.67升至81.13，增加9.46分。主要改善在调查判断。Gemini增加20分，第二轮为59.5分，结案文本的解释仍需修改。</w:t>
       </w:r>
     </w:p>
     <w:p>
@@ -755,14 +509,10 @@
         <w:jc w:val="center"/>
       </w:pPr>
       <w:r>
-        <w:rPr>
-          <w:rFonts w:ascii="Times New Roman" w:hAnsi="Times New Roman" w:eastAsia="宋体" w:cs="Times New Roman"/>
-          <w:lang w:val="en-US" w:eastAsia="zh-CN"/>
-        </w:rPr>
         <w:drawing>
           <wp:inline xmlns:a="http://schemas.openxmlformats.org/drawingml/2006/main" xmlns:pic="http://schemas.openxmlformats.org/drawingml/2006/picture">
             <wp:extent cx="6048000" cy="1517720"/>
-            <wp:docPr id="6" name="Picture 6"/>
+            <wp:docPr id="13" name="Picture 13"/>
             <wp:cNvGraphicFramePr>
               <a:graphicFrameLocks noChangeAspect="1"/>
             </wp:cNvGraphicFramePr>
@@ -774,7 +524,7 @@
                     <pic:cNvPicPr/>
                   </pic:nvPicPr>
                   <pic:blipFill>
-                    <a:blip r:embed="rId16"/>
+                    <a:blip r:embed="rId23"/>
                     <a:stretch>
                       <a:fillRect/>
                     </a:stretch>
@@ -799,38 +549,22 @@
         <w:jc w:val="center"/>
       </w:pPr>
       <w:r>
-        <w:rPr>
-          <w:rFonts w:ascii="Times New Roman" w:hAnsi="Times New Roman" w:eastAsia="宋体" w:cs="Times New Roman"/>
-          <w:lang w:val="en-US" w:eastAsia="zh-CN"/>
-        </w:rPr>
         <w:t>表6  第二轮交付与资源指标</w:t>
       </w:r>
     </w:p>
     <w:p>
       <w:r>
-        <w:rPr>
-          <w:rFonts w:ascii="Times New Roman" w:hAnsi="Times New Roman" w:eastAsia="宋体" w:cs="Times New Roman"/>
-          <w:lang w:val="en-US" w:eastAsia="zh-CN"/>
-        </w:rPr>
-        <w:t>GPT未登记交付后修正，但可估算费用最高，为38.96元。GLM约9.6分钟、6.48元，Q与R均高于Qwen；DeepSeek费用最低，为1.37—2.74元，仍需重点核对终稿数字。Grok和Gemini缺少Token记录，费用不可比较。</w:t>
+        <w:t>目录价按模型公开单价和用量估算：GPT第二轮38.96元，GLM6.48元，DeepSeek按忙时、闲时单价列为1.37—2.74元。Grok的9.86元为订阅额度消耗；Gemini的5.12元为Token用量按API单价折算。Token是文字处理的计量单位，API是软件调用模型的接口；这些金额均不直接等于现金扣款。</w:t>
       </w:r>
     </w:p>
     <w:p>
       <w:r>
-        <w:rPr>
-          <w:rFonts w:ascii="Times New Roman" w:hAnsi="Times New Roman" w:eastAsia="宋体" w:cs="Times New Roman"/>
-          <w:lang w:val="en-US" w:eastAsia="zh-CN"/>
-        </w:rPr>
-        <w:t>六个系统第二轮均在无追加指令下完成交付，后续仍登记10项修正。Qwen与Gemini的无收益动作占比均为0，仍分别有2项和5项修正，文件检查未充分覆盖解释错误。</w:t>
+        <w:t>无收益动作占比（AWR）是确认无收益动作数除以实质动作数，分母包括交付工作、必要探索和无收益动作，不含进度管理。六系统第二轮均无追加指令，交后仍有10项修正；Qwen和Gemini的AWR为0，却分别有2项和5项修正。</w:t>
       </w:r>
     </w:p>
     <w:p>
       <w:r>
-        <w:rPr>
-          <w:rFonts w:ascii="Times New Roman" w:hAnsi="Times New Roman" w:eastAsia="宋体" w:cs="Times New Roman"/>
-          <w:lang w:val="en-US" w:eastAsia="zh-CN"/>
-        </w:rPr>
-        <w:t>第二轮增加了调查和对照，但Qwen的比较月份、Gemini的文本解释等问题仍留在终稿。</w:t>
+        <w:t>具体接手工作包括：Qwen统一比较月份后重算，Gemini重读结案文本并修改解释，Grok与GLM补正定义和维护步骤。这些问题在增加调查后仍然存在。</w:t>
       </w:r>
     </w:p>
     <w:p>
@@ -839,156 +573,52 @@
         <w:pageBreakBefore/>
       </w:pPr>
       <w:r>
-        <w:rPr>
-          <w:rFonts w:ascii="Arial" w:hAnsi="Arial" w:eastAsia="黑体" w:cs="Arial"/>
-          <w:lang w:val="en-US" w:eastAsia="zh-CN"/>
-        </w:rPr>
         <w:t>5 评测结论与系统评价</w:t>
       </w:r>
     </w:p>
     <w:p>
       <w:r>
-        <w:rPr>
-          <w:rFonts w:ascii="Times New Roman" w:hAnsi="Times New Roman" w:eastAsia="宋体" w:cs="Times New Roman"/>
-          <w:lang w:val="en-US" w:eastAsia="zh-CN"/>
-        </w:rPr>
-        <w:t>第二轮六个系统交付了Excel和分析说明，GPT未登记交付后修正，其余五个共登记10项。Claude由Grok接管收尾，Kimi两轮均未形成完整交付。</w:t>
+        <w:t>这次两轮尝试中，六系统都有可评分成果，第二轮平均81.13分。逐项核查后，GPT第二轮达到项目1参照要求；Claude第一轮需要Grok接续，Kimi未完成。以下选择仅依据本次任务和运行记录。</w:t>
       </w:r>
     </w:p>
     <w:p>
       <w:r>
-        <w:rPr>
-          <w:rFonts w:ascii="Times New Roman" w:hAnsi="Times New Roman" w:eastAsia="宋体" w:cs="Times New Roman"/>
-          <w:b/>
-          <w:lang w:val="en-US" w:eastAsia="zh-CN"/>
-        </w:rPr>
-        <w:t xml:space="preserve">GPT　</w:t>
-      </w:r>
-      <w:r>
-        <w:rPr>
-          <w:rFonts w:ascii="Times New Roman" w:hAnsi="Times New Roman" w:eastAsia="宋体" w:cs="Times New Roman"/>
-          <w:lang w:val="en-US" w:eastAsia="zh-CN"/>
-        </w:rPr>
-        <w:t>适合对成品准确性要求较高的任务。本次复审Q为100分，计算和终稿检查较完整，交付后未登记修正任务；第二轮估算费用38.96元，在费用可估算的四个系统中最高。预算有限时，需要权衡这部分准确性优势与费用。</w:t>
+        <w:t>GPT：第二轮S为98.5，主要计算和文件检查较完整，未登记交后修正。目录价约38.96元；在这次需要完整交付、减少接手工作的任务中，可优先考虑。</w:t>
       </w:r>
     </w:p>
     <w:p>
       <w:r>
-        <w:rPr>
-          <w:rFonts w:ascii="Times New Roman" w:hAnsi="Times New Roman" w:eastAsia="宋体" w:cs="Times New Roman"/>
-          <w:b/>
-          <w:lang w:val="en-US" w:eastAsia="zh-CN"/>
-        </w:rPr>
-        <w:t xml:space="preserve">Grok　</w:t>
-      </w:r>
-      <w:r>
-        <w:rPr>
-          <w:rFonts w:ascii="Times New Roman" w:hAnsi="Times New Roman" w:eastAsia="宋体" w:cs="Times New Roman"/>
-          <w:lang w:val="en-US" w:eastAsia="zh-CN"/>
-        </w:rPr>
-        <w:t>调查深入，质量98分，低于GPT两分。排除固定地块后重新比较增长，能检验原解释是否成立。使用成品前仍需核对地块定义、未来关闭日期和无效检查。缺少费用记录，目前只能比较质量和用时。</w:t>
+        <w:t>Grok：第二轮S为85.25，约11.71分钟。供暖等调查可供参考，使用前要补正地块定义和维护检查。订阅额度计价约9.86元，与现金扣款口径不同。</w:t>
       </w:r>
     </w:p>
     <w:p>
       <w:r>
-        <w:rPr>
-          <w:rFonts w:ascii="Times New Roman" w:hAnsi="Times New Roman" w:eastAsia="宋体" w:cs="Times New Roman"/>
-          <w:b/>
-          <w:lang w:val="en-US" w:eastAsia="zh-CN"/>
-        </w:rPr>
-        <w:t xml:space="preserve">DeepSeek　</w:t>
-      </w:r>
-      <w:r>
-        <w:rPr>
-          <w:rFonts w:ascii="Times New Roman" w:hAnsi="Times New Roman" w:eastAsia="宋体" w:cs="Times New Roman"/>
-          <w:lang w:val="en-US" w:eastAsia="zh-CN"/>
-        </w:rPr>
-        <w:t>调查较深入，第二轮估算费用最低，为1.37—2.74元。地址集中和固定观察期分析较充分，但终稿时间写错，自检也未发现。愿意自行复核关键数字的使用者，可以考虑其费用优势。</w:t>
+        <w:t>DeepSeek：第二轮S为87.25，地址与观察窗口调查较深入，目录价约1.37—2.74元。采用结果前需核对终稿时间并修正显示问题。</w:t>
       </w:r>
     </w:p>
     <w:p>
       <w:r>
-        <w:rPr>
-          <w:rFonts w:ascii="Times New Roman" w:hAnsi="Times New Roman" w:eastAsia="宋体" w:cs="Times New Roman"/>
-          <w:b/>
-          <w:lang w:val="en-US" w:eastAsia="zh-CN"/>
-        </w:rPr>
-        <w:t xml:space="preserve">GLM　</w:t>
-      </w:r>
-      <w:r>
-        <w:rPr>
-          <w:rFonts w:ascii="Times New Roman" w:hAnsi="Times New Roman" w:eastAsia="宋体" w:cs="Times New Roman"/>
-          <w:lang w:val="en-US" w:eastAsia="zh-CN"/>
-        </w:rPr>
-        <w:t>在质量、用时和费用之间表现较均衡。第二轮约9.6分钟、6.48元，质量与过程评分均高于Qwen。个人同时考虑预算和效率时，GLM较值得选用；字段数量、热点分母和原因解释仍需检查。</w:t>
+        <w:t>GLM：第二轮S为81，约9.59分钟、6.48元，比Qwen省时省费。若采用，需要先重定热点范围、重算相关结果，并补上维护步骤。</w:t>
       </w:r>
     </w:p>
     <w:p>
       <w:r>
-        <w:rPr>
-          <w:rFonts w:ascii="Times New Roman" w:hAnsi="Times New Roman" w:eastAsia="宋体" w:cs="Times New Roman"/>
-          <w:b/>
-          <w:lang w:val="en-US" w:eastAsia="zh-CN"/>
-        </w:rPr>
-        <w:t xml:space="preserve">Qwen　</w:t>
-      </w:r>
-      <w:r>
-        <w:rPr>
-          <w:rFonts w:ascii="Times New Roman" w:hAnsi="Times New Roman" w:eastAsia="宋体" w:cs="Times New Roman"/>
-          <w:lang w:val="en-US" w:eastAsia="zh-CN"/>
-        </w:rPr>
-        <w:t>第二轮调查与纠错有所改善，但用时约60.2分钟、估算费用14.33元，关闭时长主线比较错误使质量封顶为59分。反复重建和检查文件后，结构解释与比较窗口的问题仍未解决。本次任务中，Qwen的耗时和估算费用均高于GLM，未获得相应的质量收益。</w:t>
+        <w:t>Qwen：第二轮S为75.25，约60.21分钟、14.33元。两轮分别有描述结构和时间窗口错误；就本次个人使用而言，已有结果不支持继续投入重试。</w:t>
       </w:r>
     </w:p>
     <w:p>
       <w:r>
-        <w:rPr>
-          <w:rFonts w:ascii="Times New Roman" w:hAnsi="Times New Roman" w:eastAsia="宋体" w:cs="Times New Roman"/>
-          <w:b/>
-          <w:lang w:val="en-US" w:eastAsia="zh-CN"/>
-        </w:rPr>
-        <w:t xml:space="preserve">Gemini　</w:t>
-      </w:r>
-      <w:r>
-        <w:rPr>
-          <w:rFonts w:ascii="Times New Roman" w:hAnsi="Times New Roman" w:eastAsia="宋体" w:cs="Times New Roman"/>
-          <w:lang w:val="en-US" w:eastAsia="zh-CN"/>
-        </w:rPr>
-        <w:t>约6.1分钟完成，速度最快，观察质量评分78分，交付后登记了5项修正。文本误读和缺少证据的原因解释影响主要结论。快速生成文件的优势伴随着较多复核工作，不宜直接采用其分析说明；第二轮未通过Gate，不列入正式排名。</w:t>
+        <w:t>Gemini：第二轮S为59.5，约6.07分钟。回查原句后，文本语义和治理解释存在核心错误，相关政策、人口或执法建议暂不宜采用。</w:t>
       </w:r>
     </w:p>
     <w:p>
       <w:r>
-        <w:rPr>
-          <w:rFonts w:ascii="Times New Roman" w:hAnsi="Times New Roman" w:eastAsia="宋体" w:cs="Times New Roman"/>
-          <w:b/>
-          <w:lang w:val="en-US" w:eastAsia="zh-CN"/>
-        </w:rPr>
-        <w:t xml:space="preserve">Claude　</w:t>
-      </w:r>
-      <w:r>
-        <w:rPr>
-          <w:rFonts w:ascii="Times New Roman" w:hAnsi="Times New Roman" w:eastAsia="宋体" w:cs="Times New Roman"/>
-          <w:lang w:val="en-US" w:eastAsia="zh-CN"/>
-        </w:rPr>
-        <w:t>主要调查已完成，随后因Cursor额度限制中断，由Grok收尾。81分评价的是混合成品。中断源于宿主额度，仍然给个人使用者带来了切换和接管工作；本次结果不足以推荐Claude与Cursor的这一组合独立完成同类任务。</w:t>
+        <w:t>Claude：接管前工作得72分，留下较多调查和中间表。Claude阶段订阅额度计价约153.57元，含Grok接续约165.69元；后续仍需处理筛选与解释问题。</w:t>
       </w:r>
     </w:p>
     <w:p>
       <w:r>
-        <w:rPr>
-          <w:rFonts w:ascii="Times New Roman" w:hAnsi="Times New Roman" w:eastAsia="宋体" w:cs="Times New Roman"/>
-          <w:b/>
-          <w:lang w:val="en-US" w:eastAsia="zh-CN"/>
-        </w:rPr>
-        <w:t xml:space="preserve">Kimi　</w:t>
-      </w:r>
-      <w:r>
-        <w:rPr>
-          <w:rFonts w:ascii="Times New Roman" w:hAnsi="Times New Roman" w:eastAsia="宋体" w:cs="Times New Roman"/>
-          <w:lang w:val="en-US" w:eastAsia="zh-CN"/>
-        </w:rPr>
-        <w:t>两轮都未交出完整成品。第一轮反复提前结束，需要人工续跑；第二轮重复读取同一清单，未能恢复。在本次两轮预算及Claude Code工具组合下，停止追加付费重试，不将其用于需要连续执行并独立交付的任务。</w:t>
+        <w:t>Kimi：两轮未得到可用交付，记录中已有时间、费用和人工催促。在本次工具组合下，暂不追加付费重试。</w:t>
       </w:r>
     </w:p>
     <w:p>
@@ -997,10 +627,6 @@
         <w:pageBreakBefore/>
       </w:pPr>
       <w:r>
-        <w:rPr>
-          <w:rFonts w:ascii="Arial" w:hAnsi="Arial" w:eastAsia="黑体" w:cs="Arial"/>
-          <w:lang w:val="en-US" w:eastAsia="zh-CN"/>
-        </w:rPr>
         <w:t>6 模型与运行条件</w:t>
       </w:r>
     </w:p>
@@ -1011,14 +637,10 @@
         <w:jc w:val="center"/>
       </w:pPr>
       <w:r>
-        <w:rPr>
-          <w:rFonts w:ascii="Times New Roman" w:hAnsi="Times New Roman" w:eastAsia="宋体" w:cs="Times New Roman"/>
-          <w:lang w:val="en-US" w:eastAsia="zh-CN"/>
-        </w:rPr>
         <w:drawing>
           <wp:inline xmlns:a="http://schemas.openxmlformats.org/drawingml/2006/main" xmlns:pic="http://schemas.openxmlformats.org/drawingml/2006/picture">
             <wp:extent cx="6120000" cy="4104000"/>
-            <wp:docPr id="7" name="Picture 7"/>
+            <wp:docPr id="14" name="Picture 14"/>
             <wp:cNvGraphicFramePr>
               <a:graphicFrameLocks noChangeAspect="1"/>
             </wp:cNvGraphicFramePr>
@@ -1026,7 +648,7 @@
               <a:graphicData uri="http://schemas.openxmlformats.org/drawingml/2006/picture">
                 <pic:pic>
                   <pic:nvPicPr>
-                    <pic:cNvPr id="0" name="运行条件.png"/>
+                    <pic:cNvPr id="0" name="image.png"/>
                     <pic:cNvPicPr/>
                   </pic:nvPicPr>
                   <pic:blipFill>
@@ -1055,54 +677,22 @@
         <w:jc w:val="center"/>
       </w:pPr>
       <w:r>
-        <w:rPr>
-          <w:rFonts w:ascii="Times New Roman" w:hAnsi="Times New Roman" w:eastAsia="宋体" w:cs="Times New Roman"/>
-          <w:lang w:val="en-US" w:eastAsia="zh-CN"/>
-        </w:rPr>
         <w:t>表7  模型、思考强度与Harness</w:t>
       </w:r>
     </w:p>
     <w:p>
       <w:r>
-        <w:rPr>
-          <w:rFonts w:ascii="Times New Roman" w:hAnsi="Times New Roman" w:eastAsia="宋体" w:cs="Times New Roman"/>
-          <w:lang w:val="en-US" w:eastAsia="zh-CN"/>
-        </w:rPr>
-        <w:t>海外模型思考强度设为中，国内模型设为Claude Code中的high。</w:t>
+        <w:t>表中Harness指调用工具、读写文件的软件环境；medium、high、high-fast为思考强度设置，同名设置不保证投入相同。Gemini两轮模型均为gemini-3.8-flash，Kimi两轮均为kimi-k3。具体条件见Excel“字段说明”，评分依据见“评分与用量”。</w:t>
       </w:r>
     </w:p>
     <w:p>
       <w:r>
-        <w:rPr>
-          <w:rFonts w:ascii="Times New Roman" w:hAnsi="Times New Roman" w:eastAsia="宋体" w:cs="Times New Roman"/>
-          <w:b/>
-          <w:lang w:val="en-US" w:eastAsia="zh-CN"/>
-        </w:rPr>
-        <w:t xml:space="preserve">Claude空白项原因　</w:t>
-      </w:r>
-      <w:r>
-        <w:rPr>
-          <w:rFonts w:ascii="Times New Roman" w:hAnsi="Times New Roman" w:eastAsia="宋体" w:cs="Times New Roman"/>
-          <w:lang w:val="en-US" w:eastAsia="zh-CN"/>
-        </w:rPr>
-        <w:t>第一轮因Cursor宿主额度限制，由Claude Opus 5切换到Grok收尾，81分仅评价混合成品，独立过程R留空。第二轮没有可验证的独立运行，因此第二轮分数和两轮变化留空。</w:t>
+        <w:t>Claude空白项原因　第二轮未运行。第一轮72分只评价Claude接管前有证据支持的工作，Grok后续订正和重建分开归属。</w:t>
       </w:r>
     </w:p>
     <w:p>
       <w:r>
-        <w:rPr>
-          <w:rFonts w:ascii="Times New Roman" w:hAnsi="Times New Roman" w:eastAsia="宋体" w:cs="Times New Roman"/>
-          <w:b/>
-          <w:lang w:val="en-US" w:eastAsia="zh-CN"/>
-        </w:rPr>
-        <w:t xml:space="preserve">Kimi空白项原因　</w:t>
-      </w:r>
-      <w:r>
-        <w:rPr>
-          <w:rFonts w:ascii="Times New Roman" w:hAnsi="Times New Roman" w:eastAsia="宋体" w:cs="Times New Roman"/>
-          <w:lang w:val="en-US" w:eastAsia="zh-CN"/>
-        </w:rPr>
-        <w:t>第一轮反复提前结束，需要人工续跑，随后退出；第二轮陷入重复读取同一清单，评测方确认循环后终止。两轮均无完整成品，无法评定Q与R。</w:t>
+        <w:t>Kimi空白项原因　两轮均无完整成品。第二轮重复读取清单后由评测方终止，时间和费用仍计入使用判断。</w:t>
       </w:r>
     </w:p>
     <w:sectPr>

--- a/_实验系统/报告素材/项目2_简洁版报告.docx
+++ b/_实验系统/报告素材/项目2_简洁版报告.docx
@@ -395,7 +395,7 @@
     </w:p>
     <w:p>
       <w:r>
-        <w:t>箭头前后依次为第一轮和第二轮得分，“20/20”表示得20分、该组满分20分。D5等编号表示组别及细项序号，D5是原AI是否检查最终成品。下列分数对应本次逐项复核，旧版评分另存。</w:t>
+        <w:t>箭头前后依次为第一轮和第二轮得分，“20/20”表示得20分、该组满分20分。D5等编号表示组别及细项序号，D5是原AI是否检查最终成品。下列分数对应本次逐项复核，采用现行S v2.2。</w:t>
       </w:r>
     </w:p>
     <w:p>

--- a/_实验系统/报告素材/项目2_简洁版报告.docx
+++ b/_实验系统/报告素材/项目2_简洁版报告.docx
@@ -395,7 +395,7 @@
     </w:p>
     <w:p>
       <w:r>
-        <w:t>箭头前后依次为第一轮和第二轮得分，“20/20”表示得20分、该组满分20分。D5等编号表示组别及细项序号，D5是原AI是否检查最终成品。下列分数对应本次逐项复核，采用现行S v2.2。</w:t>
+        <w:t>箭头前后依次为第一轮和第二轮得分，“20/20”表示得20分、该组满分20分。D5等编号表示组别及细项序号，D5是原AI是否检查最终成品。下列分数对应本次逐项复核，采用评分标准。</w:t>
       </w:r>
     </w:p>
     <w:p>

--- a/_实验系统/报告素材/项目2_简洁版报告.docx
+++ b/_实验系统/报告素材/项目2_简洁版报告.docx
@@ -395,7 +395,7 @@
     </w:p>
     <w:p>
       <w:r>
-        <w:t>箭头前后依次为第一轮和第二轮得分，“20/20”表示得20分、该组满分20分。D5等编号表示组别及细项序号，D5是原AI是否检查最终成品。下列分数对应本次逐项复核，旧版评分另存。</w:t>
+        <w:t>箭头前后依次为第一轮和第二轮得分，“20/20”表示得20分、该组满分20分。D5等编号表示组别及细项序号，D5是原AI是否检查最终成品。下列分数对应本次逐项复核，采用评分标准。</w:t>
       </w:r>
     </w:p>
     <w:p>
